--- a/public/modelos/_comun/_base.docx
+++ b/public/modelos/_comun/_base.docx
@@ -1707,16 +1707,6 @@
           <w:shd w:val="solid" w:color="00FFFF" w:fill="FF0000"/>
         </w:rPr>
         <w:t>{{SISTEMA_SS|p. ej. INSS y mutua X para contingencias profesionales e IT común}}</w:t>
-      </w:r>
-      <w:r>
-        <w:t xml:space="preserve">. Colaboración directa de la empresa: </w:t>
-      </w:r>
-      <w:r>
-        <w:rPr>
-          <w:b/>
-          <w:shd w:val="solid" w:color="00FFFF" w:fill="FF0000"/>
-        </w:rPr>
-        <w:t>{{COLABORACION_DIRECTA|colaboración directa o «no existe»}}</w:t>
       </w:r>
       <w:r>
         <w:t xml:space="preserve">. Mejoras voluntarias de la acción protectora: </w:t>

--- a/public/modelos/_comun/_base.docx
+++ b/public/modelos/_comun/_base.docx
@@ -527,7 +527,7 @@
           <w:b/>
           <w:shd w:val="solid" w:color="00FFFF" w:fill="FF0000"/>
         </w:rPr>
-        <w:t>{{CAUSA_TEMPORAL|causa legal habilitante (art. 15 ET)}}</w:t>
+        <w:t>{{CAUSA_TEMPORAL|causa legal habilitante (art. 15 ET); suele figurar en las cláusulas adicionales del contrato}}</w:t>
       </w:r>
       <w:r>
         <w:t xml:space="preserve">. Circunstancias concretas que la justifican: </w:t>
@@ -537,7 +537,7 @@
           <w:b/>
           <w:shd w:val="solid" w:color="00FFFF" w:fill="FF0000"/>
         </w:rPr>
-        <w:t>{{CIRCUNSTANCIAS_TEMPORAL|circunstancias concretas que la justifican}}</w:t>
+        <w:t>{{CIRCUNSTANCIAS_TEMPORAL|circunstancias concretas que la justifican; cláusulas adicionales del contrato}}</w:t>
       </w:r>
       <w:r>
         <w:t xml:space="preserve">. Conexión con la duración prevista: </w:t>
@@ -547,7 +547,7 @@
           <w:b/>
           <w:shd w:val="solid" w:color="00FFFF" w:fill="FF0000"/>
         </w:rPr>
-        <w:t>{{EXPLICACION_DURACION|por qué la duración se ajusta a la causa}}</w:t>
+        <w:t>{{EXPLICACION_DURACION|por qué la duración se ajusta a la causa; cláusulas adicionales del contrato}}</w:t>
       </w:r>
       <w:r>
         <w:t>.</w:t>
@@ -591,7 +591,7 @@
           <w:b/>
           <w:shd w:val="solid" w:color="00FFFF" w:fill="FF0000"/>
         </w:rPr>
-        <w:t>{{PERIODOS_FIJO_DISCONTINUO|períodos estimados de actividad e inactividad}}</w:t>
+        <w:t>{{PERIODOS_FIJO_DISCONTINUO|períodos estimados de actividad e inactividad; suele figurar en las cláusulas adicionales del contrato}}</w:t>
       </w:r>
       <w:r>
         <w:t>, sin perjuicio de su concreción en el momento del llamamiento, que se efectuará conforme al artículo 16 del Estatuto de los Trabajadores y, en su caso, al convenio colectivo.</w:t>
